--- a/docpac_18181225/docpac_18181225.docx
+++ b/docpac_18181225/docpac_18181225.docx
@@ -380,8 +380,6 @@
             <w:r>
               <w:t>Changes/Notes:</w:t>
             </w:r>
-            <w:bookmarkStart w:id="0" w:name="_GoBack"/>
-            <w:bookmarkEnd w:id="0"/>
           </w:p>
           <w:p>
             <w:pPr>
@@ -654,76 +652,6 @@
         <w:pStyle w:val="Heading1"/>
       </w:pPr>
       <w:r>
-        <w:t>Conduct Scrum</w:t>
-      </w:r>
-    </w:p>
-    <w:p>
-      <w:pPr>
-        <w:pStyle w:val="ListParagraph"/>
-        <w:numPr>
-          <w:ilvl w:val="0"/>
-          <w:numId w:val="13"/>
-        </w:numPr>
-      </w:pPr>
-      <w:r>
-        <w:t>Elect a Scrum Master.</w:t>
-      </w:r>
-    </w:p>
-    <w:p>
-      <w:pPr>
-        <w:pStyle w:val="ListParagraph"/>
-        <w:numPr>
-          <w:ilvl w:val="0"/>
-          <w:numId w:val="13"/>
-        </w:numPr>
-      </w:pPr>
-      <w:r>
-        <w:t>The Scrum Master will use the flow chart to conduct the Scrum Meeting.</w:t>
-      </w:r>
-    </w:p>
-    <w:p>
-      <w:pPr>
-        <w:pStyle w:val="ListParagraph"/>
-        <w:numPr>
-          <w:ilvl w:val="0"/>
-          <w:numId w:val="13"/>
-        </w:numPr>
-      </w:pPr>
-      <w:r>
-        <w:t>Each member of the team will follow the directions for “Weekly Scrum” as per previous DocPacs.</w:t>
-      </w:r>
-    </w:p>
-    <w:p>
-      <w:pPr>
-        <w:pStyle w:val="ListParagraph"/>
-        <w:numPr>
-          <w:ilvl w:val="0"/>
-          <w:numId w:val="13"/>
-        </w:numPr>
-        <w:spacing w:after="0"/>
-      </w:pPr>
-      <w:r>
-        <w:t>When the Scrum Master does an input/output step in the flow chart, every member writes down the answer to it in the table below the flow chart.</w:t>
-      </w:r>
-    </w:p>
-    <w:p>
-      <w:pPr>
-        <w:pStyle w:val="ListParagraph"/>
-        <w:numPr>
-          <w:ilvl w:val="0"/>
-          <w:numId w:val="13"/>
-        </w:numPr>
-        <w:spacing w:after="0"/>
-      </w:pPr>
-      <w:r>
-        <w:t>Once the meeting is complete, each member is to start working on their issue(s).</w:t>
-      </w:r>
-    </w:p>
-    <w:p>
-      <w:pPr>
-        <w:pStyle w:val="Heading1"/>
-      </w:pPr>
-      <w:r>
         <w:t>Self-Study</w:t>
       </w:r>
     </w:p>
@@ -753,6 +681,76 @@
         </w:tc>
       </w:tr>
     </w:tbl>
+    <w:p>
+      <w:pPr>
+        <w:pStyle w:val="Heading1"/>
+      </w:pPr>
+      <w:r>
+        <w:t>Conduct Scrum</w:t>
+      </w:r>
+    </w:p>
+    <w:p>
+      <w:pPr>
+        <w:pStyle w:val="ListParagraph"/>
+        <w:numPr>
+          <w:ilvl w:val="0"/>
+          <w:numId w:val="13"/>
+        </w:numPr>
+      </w:pPr>
+      <w:r>
+        <w:t>Elect a Scrum Master.</w:t>
+      </w:r>
+    </w:p>
+    <w:p>
+      <w:pPr>
+        <w:pStyle w:val="ListParagraph"/>
+        <w:numPr>
+          <w:ilvl w:val="0"/>
+          <w:numId w:val="13"/>
+        </w:numPr>
+      </w:pPr>
+      <w:r>
+        <w:t>The Scrum Master will use the flow chart to conduct the Scrum Meeting.</w:t>
+      </w:r>
+    </w:p>
+    <w:p>
+      <w:pPr>
+        <w:pStyle w:val="ListParagraph"/>
+        <w:numPr>
+          <w:ilvl w:val="0"/>
+          <w:numId w:val="13"/>
+        </w:numPr>
+      </w:pPr>
+      <w:r>
+        <w:t>Each member of the team will follow the directions for “Weekly Scrum” as per previous DocPacs.</w:t>
+      </w:r>
+    </w:p>
+    <w:p>
+      <w:pPr>
+        <w:pStyle w:val="ListParagraph"/>
+        <w:numPr>
+          <w:ilvl w:val="0"/>
+          <w:numId w:val="13"/>
+        </w:numPr>
+        <w:spacing w:after="0"/>
+      </w:pPr>
+      <w:r>
+        <w:t>When the Scrum Master does an input/output step in the flow chart, every member writes down the answer to it in the table below the flow chart.</w:t>
+      </w:r>
+    </w:p>
+    <w:p>
+      <w:pPr>
+        <w:pStyle w:val="ListParagraph"/>
+        <w:numPr>
+          <w:ilvl w:val="0"/>
+          <w:numId w:val="13"/>
+        </w:numPr>
+        <w:spacing w:after="0"/>
+      </w:pPr>
+      <w:r>
+        <w:t>Once the meeting is complete, each member is to start working on their issue(s).</w:t>
+      </w:r>
+    </w:p>
     <w:p>
       <w:pPr>
         <w:spacing w:after="0"/>
@@ -787,7 +785,7 @@
             <v:imagedata r:id="rId11" o:title=""/>
             <w10:wrap type="square"/>
           </v:shape>
-          <o:OLEObject Type="Embed" ProgID="Visio.Drawing.15" ShapeID="_x0000_s1026" DrawAspect="Content" ObjectID="_1827313120" r:id="rId12"/>
+          <o:OLEObject Type="Embed" ProgID="Visio.Drawing.15" ShapeID="_x0000_s1026" DrawAspect="Content" ObjectID="_1827315823" r:id="rId12"/>
         </w:object>
       </w:r>
     </w:p>
@@ -1816,11 +1814,10 @@
         <w:pStyle w:val="Heading1"/>
       </w:pPr>
       <w:r>
-        <w:t>Document Work Completed</w:t>
+        <w:t>Document Work Completed (Everyone)</w:t>
       </w:r>
-      <w:r>
-        <w:t xml:space="preserve"> (Everyone)</w:t>
-      </w:r>
+      <w:bookmarkStart w:id="0" w:name="_GoBack"/>
+      <w:bookmarkEnd w:id="0"/>
     </w:p>
     <w:tbl>
       <w:tblPr>
@@ -2089,16 +2086,6 @@
               <w:t>Performance Notes</w:t>
             </w:r>
           </w:p>
-          <w:p>
-            <w:pPr>
-              <w:rPr>
-                <w:i/>
-                <w:sz w:val="20"/>
-              </w:rPr>
-            </w:pPr>
-          </w:p>
-          <w:p/>
-          <w:p/>
         </w:tc>
         <w:tc>
           <w:tcPr>
@@ -10487,12 +10474,9 @@
 </file>
 
 <file path=customXml/item1.xml><?xml version="1.0" encoding="utf-8"?>
-<?mso-contentType ?>
-<FormTemplates xmlns="http://schemas.microsoft.com/sharepoint/v3/contenttype/forms">
-  <Display>DocumentLibraryForm</Display>
-  <Edit>DocumentLibraryForm</Edit>
-  <New>DocumentLibraryForm</New>
-</FormTemplates>
+<p:properties xmlns:p="http://schemas.microsoft.com/office/2006/metadata/properties" xmlns:xsi="http://www.w3.org/2001/XMLSchema-instance" xmlns:pc="http://schemas.microsoft.com/office/infopath/2007/PartnerControls">
+  <documentManagement/>
+</p:properties>
 </file>
 
 <file path=customXml/item2.xml><?xml version="1.0" encoding="utf-8"?>
@@ -10725,9 +10709,12 @@
 </file>
 
 <file path=customXml/item3.xml><?xml version="1.0" encoding="utf-8"?>
-<p:properties xmlns:p="http://schemas.microsoft.com/office/2006/metadata/properties" xmlns:xsi="http://www.w3.org/2001/XMLSchema-instance" xmlns:pc="http://schemas.microsoft.com/office/infopath/2007/PartnerControls">
-  <documentManagement/>
-</p:properties>
+<?mso-contentType ?>
+<FormTemplates xmlns="http://schemas.microsoft.com/sharepoint/v3/contenttype/forms">
+  <Display>DocumentLibraryForm</Display>
+  <Edit>DocumentLibraryForm</Edit>
+  <New>DocumentLibraryForm</New>
+</FormTemplates>
 </file>
 
 <file path=customXml/item4.xml><?xml version="1.0" encoding="utf-8"?>
@@ -10735,9 +10722,10 @@
 </file>
 
 <file path=customXml/itemProps1.xml><?xml version="1.0" encoding="utf-8"?>
-<ds:datastoreItem xmlns:ds="http://schemas.openxmlformats.org/officeDocument/2006/customXml" ds:itemID="{7BFD71E4-33D5-445D-9CFC-21F1C7989C0E}">
+<ds:datastoreItem xmlns:ds="http://schemas.openxmlformats.org/officeDocument/2006/customXml" ds:itemID="{1A5F5AF1-B05B-4704-B970-F66948F444EC}">
   <ds:schemaRefs>
-    <ds:schemaRef ds:uri="http://schemas.microsoft.com/sharepoint/v3/contenttype/forms"/>
+    <ds:schemaRef ds:uri="http://schemas.microsoft.com/office/2006/metadata/properties"/>
+    <ds:schemaRef ds:uri="http://schemas.microsoft.com/office/infopath/2007/PartnerControls"/>
   </ds:schemaRefs>
 </ds:datastoreItem>
 </file>
@@ -10762,16 +10750,15 @@
 </file>
 
 <file path=customXml/itemProps3.xml><?xml version="1.0" encoding="utf-8"?>
-<ds:datastoreItem xmlns:ds="http://schemas.openxmlformats.org/officeDocument/2006/customXml" ds:itemID="{1A5F5AF1-B05B-4704-B970-F66948F444EC}">
+<ds:datastoreItem xmlns:ds="http://schemas.openxmlformats.org/officeDocument/2006/customXml" ds:itemID="{7BFD71E4-33D5-445D-9CFC-21F1C7989C0E}">
   <ds:schemaRefs>
-    <ds:schemaRef ds:uri="http://schemas.microsoft.com/office/2006/metadata/properties"/>
-    <ds:schemaRef ds:uri="http://schemas.microsoft.com/office/infopath/2007/PartnerControls"/>
+    <ds:schemaRef ds:uri="http://schemas.microsoft.com/sharepoint/v3/contenttype/forms"/>
   </ds:schemaRefs>
 </ds:datastoreItem>
 </file>
 
 <file path=customXml/itemProps4.xml><?xml version="1.0" encoding="utf-8"?>
-<ds:datastoreItem xmlns:ds="http://schemas.openxmlformats.org/officeDocument/2006/customXml" ds:itemID="{3B5E24E6-EBA6-454B-8039-6771368EE427}">
+<ds:datastoreItem xmlns:ds="http://schemas.openxmlformats.org/officeDocument/2006/customXml" ds:itemID="{80826C29-E353-4E32-A9CD-339EB2201D7C}">
   <ds:schemaRefs>
     <ds:schemaRef ds:uri="http://schemas.openxmlformats.org/officeDocument/2006/bibliography"/>
   </ds:schemaRefs>

--- a/docpac_18181225/docpac_18181225.docx
+++ b/docpac_18181225/docpac_18181225.docx
@@ -785,7 +785,7 @@
             <v:imagedata r:id="rId11" o:title=""/>
             <w10:wrap type="square"/>
           </v:shape>
-          <o:OLEObject Type="Embed" ProgID="Visio.Drawing.15" ShapeID="_x0000_s1026" DrawAspect="Content" ObjectID="_1827315823" r:id="rId12"/>
+          <o:OLEObject Type="Embed" ProgID="Visio.Drawing.15" ShapeID="_x0000_s1026" DrawAspect="Content" ObjectID="_1827484585" r:id="rId12"/>
         </w:object>
       </w:r>
     </w:p>
@@ -1816,8 +1816,6 @@
       <w:r>
         <w:t>Document Work Completed (Everyone)</w:t>
       </w:r>
-      <w:bookmarkStart w:id="0" w:name="_GoBack"/>
-      <w:bookmarkEnd w:id="0"/>
     </w:p>
     <w:tbl>
       <w:tblPr>
@@ -5543,9 +5541,13 @@
     <w:p>
       <w:pPr>
         <w:pStyle w:val="Title"/>
+        <w:spacing w:before="240"/>
       </w:pPr>
       <w:r>
-        <w:t>Reflect on the Week:</w:t>
+        <w:rPr>
+          <w:rStyle w:val="Heading1Char"/>
+        </w:rPr>
+        <w:t>End of Week</w:t>
       </w:r>
     </w:p>
     <w:tbl>
@@ -5944,17 +5946,910 @@
         <w:spacing w:before="240"/>
         <w:rPr>
           <w:b/>
-          <w:bCs/>
         </w:rPr>
       </w:pPr>
       <w:r>
         <w:rPr>
           <w:b/>
-          <w:bCs/>
         </w:rPr>
-        <w:t>More to come.</w:t>
+        <w:t>What is your opinion on the three-week cycle so far?</w:t>
       </w:r>
     </w:p>
+    <w:tbl>
+      <w:tblPr>
+        <w:tblW w:w="5000" w:type="pct"/>
+        <w:tblBorders>
+          <w:top w:val="single" w:sz="4" w:space="0" w:color="BFBFBF"/>
+          <w:left w:val="single" w:sz="4" w:space="0" w:color="BFBFBF"/>
+          <w:bottom w:val="single" w:sz="4" w:space="0" w:color="BFBFBF"/>
+          <w:right w:val="single" w:sz="4" w:space="0" w:color="BFBFBF"/>
+          <w:insideH w:val="single" w:sz="4" w:space="0" w:color="BFBFBF"/>
+          <w:insideV w:val="single" w:sz="4" w:space="0" w:color="BFBFBF"/>
+        </w:tblBorders>
+        <w:tblLook w:val="04A0" w:firstRow="1" w:lastRow="0" w:firstColumn="1" w:lastColumn="0" w:noHBand="0" w:noVBand="1"/>
+      </w:tblPr>
+      <w:tblGrid>
+        <w:gridCol w:w="10440"/>
+      </w:tblGrid>
+      <w:tr>
+        <w:tc>
+          <w:tcPr>
+            <w:tcW w:w="5000" w:type="pct"/>
+            <w:tcBorders>
+              <w:top w:val="single" w:sz="8" w:space="0" w:color="000000"/>
+              <w:left w:val="nil"/>
+              <w:bottom w:val="nil"/>
+              <w:right w:val="nil"/>
+            </w:tcBorders>
+          </w:tcPr>
+          <w:p>
+            <w:pPr>
+              <w:spacing w:after="0"/>
+              <w:rPr>
+                <w:sz w:val="16"/>
+                <w:szCs w:val="16"/>
+              </w:rPr>
+            </w:pPr>
+          </w:p>
+        </w:tc>
+      </w:tr>
+      <w:tr>
+        <w:tc>
+          <w:tcPr>
+            <w:tcW w:w="5000" w:type="pct"/>
+            <w:tcBorders>
+              <w:top w:val="nil"/>
+              <w:left w:val="nil"/>
+              <w:bottom w:val="single" w:sz="8" w:space="0" w:color="000000"/>
+              <w:right w:val="nil"/>
+            </w:tcBorders>
+            <w:shd w:val="clear" w:color="auto" w:fill="D9D9D9" w:themeFill="background1" w:themeFillShade="D9"/>
+          </w:tcPr>
+          <w:p>
+            <w:pPr>
+              <w:spacing w:after="0"/>
+              <w:rPr>
+                <w:sz w:val="16"/>
+                <w:szCs w:val="16"/>
+              </w:rPr>
+            </w:pPr>
+          </w:p>
+        </w:tc>
+      </w:tr>
+      <w:tr>
+        <w:tc>
+          <w:tcPr>
+            <w:tcW w:w="5000" w:type="pct"/>
+            <w:tcBorders>
+              <w:top w:val="single" w:sz="8" w:space="0" w:color="000000"/>
+              <w:left w:val="nil"/>
+              <w:bottom w:val="nil"/>
+              <w:right w:val="nil"/>
+            </w:tcBorders>
+          </w:tcPr>
+          <w:p>
+            <w:pPr>
+              <w:spacing w:after="0"/>
+              <w:rPr>
+                <w:sz w:val="16"/>
+                <w:szCs w:val="16"/>
+              </w:rPr>
+            </w:pPr>
+          </w:p>
+        </w:tc>
+      </w:tr>
+      <w:tr>
+        <w:tc>
+          <w:tcPr>
+            <w:tcW w:w="5000" w:type="pct"/>
+            <w:tcBorders>
+              <w:top w:val="nil"/>
+              <w:left w:val="nil"/>
+              <w:bottom w:val="single" w:sz="8" w:space="0" w:color="000000"/>
+              <w:right w:val="nil"/>
+            </w:tcBorders>
+            <w:shd w:val="clear" w:color="auto" w:fill="D9D9D9" w:themeFill="background1" w:themeFillShade="D9"/>
+          </w:tcPr>
+          <w:p>
+            <w:pPr>
+              <w:spacing w:after="0"/>
+              <w:rPr>
+                <w:sz w:val="16"/>
+                <w:szCs w:val="16"/>
+              </w:rPr>
+            </w:pPr>
+          </w:p>
+        </w:tc>
+      </w:tr>
+      <w:tr>
+        <w:tc>
+          <w:tcPr>
+            <w:tcW w:w="5000" w:type="pct"/>
+            <w:tcBorders>
+              <w:top w:val="single" w:sz="8" w:space="0" w:color="000000"/>
+              <w:left w:val="nil"/>
+              <w:bottom w:val="nil"/>
+              <w:right w:val="nil"/>
+            </w:tcBorders>
+          </w:tcPr>
+          <w:p>
+            <w:pPr>
+              <w:spacing w:after="0"/>
+              <w:rPr>
+                <w:sz w:val="16"/>
+                <w:szCs w:val="16"/>
+              </w:rPr>
+            </w:pPr>
+          </w:p>
+        </w:tc>
+      </w:tr>
+      <w:tr>
+        <w:tc>
+          <w:tcPr>
+            <w:tcW w:w="5000" w:type="pct"/>
+            <w:tcBorders>
+              <w:top w:val="nil"/>
+              <w:left w:val="nil"/>
+              <w:bottom w:val="single" w:sz="8" w:space="0" w:color="000000"/>
+              <w:right w:val="nil"/>
+            </w:tcBorders>
+            <w:shd w:val="clear" w:color="auto" w:fill="D9D9D9" w:themeFill="background1" w:themeFillShade="D9"/>
+          </w:tcPr>
+          <w:p>
+            <w:pPr>
+              <w:spacing w:after="0"/>
+              <w:rPr>
+                <w:sz w:val="16"/>
+                <w:szCs w:val="16"/>
+              </w:rPr>
+            </w:pPr>
+          </w:p>
+        </w:tc>
+      </w:tr>
+      <w:tr>
+        <w:tc>
+          <w:tcPr>
+            <w:tcW w:w="5000" w:type="pct"/>
+            <w:tcBorders>
+              <w:top w:val="single" w:sz="8" w:space="0" w:color="000000"/>
+              <w:left w:val="nil"/>
+              <w:bottom w:val="nil"/>
+              <w:right w:val="nil"/>
+            </w:tcBorders>
+          </w:tcPr>
+          <w:p>
+            <w:pPr>
+              <w:spacing w:after="0"/>
+              <w:rPr>
+                <w:sz w:val="16"/>
+                <w:szCs w:val="16"/>
+              </w:rPr>
+            </w:pPr>
+          </w:p>
+        </w:tc>
+      </w:tr>
+      <w:tr>
+        <w:tc>
+          <w:tcPr>
+            <w:tcW w:w="5000" w:type="pct"/>
+            <w:tcBorders>
+              <w:top w:val="nil"/>
+              <w:left w:val="nil"/>
+              <w:bottom w:val="single" w:sz="8" w:space="0" w:color="000000"/>
+              <w:right w:val="nil"/>
+            </w:tcBorders>
+            <w:shd w:val="clear" w:color="auto" w:fill="D9D9D9" w:themeFill="background1" w:themeFillShade="D9"/>
+          </w:tcPr>
+          <w:p>
+            <w:pPr>
+              <w:spacing w:after="0"/>
+              <w:rPr>
+                <w:sz w:val="16"/>
+                <w:szCs w:val="16"/>
+              </w:rPr>
+            </w:pPr>
+          </w:p>
+        </w:tc>
+      </w:tr>
+      <w:tr>
+        <w:tc>
+          <w:tcPr>
+            <w:tcW w:w="5000" w:type="pct"/>
+            <w:tcBorders>
+              <w:top w:val="single" w:sz="8" w:space="0" w:color="000000"/>
+              <w:left w:val="nil"/>
+              <w:bottom w:val="nil"/>
+              <w:right w:val="nil"/>
+            </w:tcBorders>
+          </w:tcPr>
+          <w:p>
+            <w:pPr>
+              <w:spacing w:after="0"/>
+              <w:rPr>
+                <w:sz w:val="16"/>
+                <w:szCs w:val="16"/>
+              </w:rPr>
+            </w:pPr>
+          </w:p>
+        </w:tc>
+      </w:tr>
+      <w:tr>
+        <w:tc>
+          <w:tcPr>
+            <w:tcW w:w="5000" w:type="pct"/>
+            <w:tcBorders>
+              <w:top w:val="nil"/>
+              <w:left w:val="nil"/>
+              <w:bottom w:val="single" w:sz="8" w:space="0" w:color="000000"/>
+              <w:right w:val="nil"/>
+            </w:tcBorders>
+            <w:shd w:val="clear" w:color="auto" w:fill="D9D9D9" w:themeFill="background1" w:themeFillShade="D9"/>
+          </w:tcPr>
+          <w:p>
+            <w:pPr>
+              <w:spacing w:after="0"/>
+              <w:rPr>
+                <w:sz w:val="16"/>
+                <w:szCs w:val="16"/>
+              </w:rPr>
+            </w:pPr>
+          </w:p>
+        </w:tc>
+      </w:tr>
+      <w:tr>
+        <w:tc>
+          <w:tcPr>
+            <w:tcW w:w="5000" w:type="pct"/>
+            <w:tcBorders>
+              <w:top w:val="single" w:sz="8" w:space="0" w:color="000000"/>
+              <w:left w:val="nil"/>
+              <w:bottom w:val="nil"/>
+              <w:right w:val="nil"/>
+            </w:tcBorders>
+          </w:tcPr>
+          <w:p>
+            <w:pPr>
+              <w:spacing w:after="0"/>
+              <w:rPr>
+                <w:sz w:val="16"/>
+                <w:szCs w:val="16"/>
+              </w:rPr>
+            </w:pPr>
+          </w:p>
+        </w:tc>
+      </w:tr>
+      <w:tr>
+        <w:tc>
+          <w:tcPr>
+            <w:tcW w:w="5000" w:type="pct"/>
+            <w:tcBorders>
+              <w:top w:val="nil"/>
+              <w:left w:val="nil"/>
+              <w:bottom w:val="single" w:sz="8" w:space="0" w:color="000000"/>
+              <w:right w:val="nil"/>
+            </w:tcBorders>
+            <w:shd w:val="clear" w:color="auto" w:fill="D9D9D9" w:themeFill="background1" w:themeFillShade="D9"/>
+          </w:tcPr>
+          <w:p>
+            <w:pPr>
+              <w:spacing w:after="0"/>
+              <w:rPr>
+                <w:sz w:val="16"/>
+                <w:szCs w:val="16"/>
+              </w:rPr>
+            </w:pPr>
+          </w:p>
+        </w:tc>
+      </w:tr>
+    </w:tbl>
+    <w:p>
+      <w:pPr>
+        <w:spacing w:before="240"/>
+        <w:rPr>
+          <w:b/>
+        </w:rPr>
+      </w:pPr>
+      <w:r>
+        <w:rPr>
+          <w:b/>
+        </w:rPr>
+        <w:t>How do you feel about the Performance Review so far?</w:t>
+      </w:r>
+    </w:p>
+    <w:tbl>
+      <w:tblPr>
+        <w:tblW w:w="5000" w:type="pct"/>
+        <w:tblBorders>
+          <w:top w:val="single" w:sz="4" w:space="0" w:color="BFBFBF"/>
+          <w:left w:val="single" w:sz="4" w:space="0" w:color="BFBFBF"/>
+          <w:bottom w:val="single" w:sz="4" w:space="0" w:color="BFBFBF"/>
+          <w:right w:val="single" w:sz="4" w:space="0" w:color="BFBFBF"/>
+          <w:insideH w:val="single" w:sz="4" w:space="0" w:color="BFBFBF"/>
+          <w:insideV w:val="single" w:sz="4" w:space="0" w:color="BFBFBF"/>
+        </w:tblBorders>
+        <w:tblLook w:val="04A0" w:firstRow="1" w:lastRow="0" w:firstColumn="1" w:lastColumn="0" w:noHBand="0" w:noVBand="1"/>
+      </w:tblPr>
+      <w:tblGrid>
+        <w:gridCol w:w="10440"/>
+      </w:tblGrid>
+      <w:tr>
+        <w:tc>
+          <w:tcPr>
+            <w:tcW w:w="5000" w:type="pct"/>
+            <w:tcBorders>
+              <w:top w:val="single" w:sz="8" w:space="0" w:color="000000"/>
+              <w:left w:val="nil"/>
+              <w:bottom w:val="nil"/>
+              <w:right w:val="nil"/>
+            </w:tcBorders>
+          </w:tcPr>
+          <w:p>
+            <w:pPr>
+              <w:spacing w:after="0"/>
+              <w:rPr>
+                <w:sz w:val="16"/>
+                <w:szCs w:val="16"/>
+              </w:rPr>
+            </w:pPr>
+          </w:p>
+        </w:tc>
+      </w:tr>
+      <w:tr>
+        <w:tc>
+          <w:tcPr>
+            <w:tcW w:w="5000" w:type="pct"/>
+            <w:tcBorders>
+              <w:top w:val="nil"/>
+              <w:left w:val="nil"/>
+              <w:bottom w:val="single" w:sz="8" w:space="0" w:color="000000"/>
+              <w:right w:val="nil"/>
+            </w:tcBorders>
+            <w:shd w:val="clear" w:color="auto" w:fill="D9D9D9" w:themeFill="background1" w:themeFillShade="D9"/>
+          </w:tcPr>
+          <w:p>
+            <w:pPr>
+              <w:spacing w:after="0"/>
+              <w:rPr>
+                <w:sz w:val="16"/>
+                <w:szCs w:val="16"/>
+              </w:rPr>
+            </w:pPr>
+          </w:p>
+        </w:tc>
+      </w:tr>
+      <w:tr>
+        <w:tc>
+          <w:tcPr>
+            <w:tcW w:w="5000" w:type="pct"/>
+            <w:tcBorders>
+              <w:top w:val="single" w:sz="8" w:space="0" w:color="000000"/>
+              <w:left w:val="nil"/>
+              <w:bottom w:val="nil"/>
+              <w:right w:val="nil"/>
+            </w:tcBorders>
+          </w:tcPr>
+          <w:p>
+            <w:pPr>
+              <w:spacing w:after="0"/>
+              <w:rPr>
+                <w:sz w:val="16"/>
+                <w:szCs w:val="16"/>
+              </w:rPr>
+            </w:pPr>
+          </w:p>
+        </w:tc>
+      </w:tr>
+      <w:tr>
+        <w:tc>
+          <w:tcPr>
+            <w:tcW w:w="5000" w:type="pct"/>
+            <w:tcBorders>
+              <w:top w:val="nil"/>
+              <w:left w:val="nil"/>
+              <w:bottom w:val="single" w:sz="8" w:space="0" w:color="000000"/>
+              <w:right w:val="nil"/>
+            </w:tcBorders>
+            <w:shd w:val="clear" w:color="auto" w:fill="D9D9D9" w:themeFill="background1" w:themeFillShade="D9"/>
+          </w:tcPr>
+          <w:p>
+            <w:pPr>
+              <w:spacing w:after="0"/>
+              <w:rPr>
+                <w:sz w:val="16"/>
+                <w:szCs w:val="16"/>
+              </w:rPr>
+            </w:pPr>
+          </w:p>
+        </w:tc>
+      </w:tr>
+      <w:tr>
+        <w:tc>
+          <w:tcPr>
+            <w:tcW w:w="5000" w:type="pct"/>
+            <w:tcBorders>
+              <w:top w:val="single" w:sz="8" w:space="0" w:color="000000"/>
+              <w:left w:val="nil"/>
+              <w:bottom w:val="nil"/>
+              <w:right w:val="nil"/>
+            </w:tcBorders>
+          </w:tcPr>
+          <w:p>
+            <w:pPr>
+              <w:spacing w:after="0"/>
+              <w:rPr>
+                <w:sz w:val="16"/>
+                <w:szCs w:val="16"/>
+              </w:rPr>
+            </w:pPr>
+          </w:p>
+        </w:tc>
+      </w:tr>
+      <w:tr>
+        <w:tc>
+          <w:tcPr>
+            <w:tcW w:w="5000" w:type="pct"/>
+            <w:tcBorders>
+              <w:top w:val="nil"/>
+              <w:left w:val="nil"/>
+              <w:bottom w:val="single" w:sz="8" w:space="0" w:color="000000"/>
+              <w:right w:val="nil"/>
+            </w:tcBorders>
+            <w:shd w:val="clear" w:color="auto" w:fill="D9D9D9" w:themeFill="background1" w:themeFillShade="D9"/>
+          </w:tcPr>
+          <w:p>
+            <w:pPr>
+              <w:spacing w:after="0"/>
+              <w:rPr>
+                <w:sz w:val="16"/>
+                <w:szCs w:val="16"/>
+              </w:rPr>
+            </w:pPr>
+          </w:p>
+        </w:tc>
+      </w:tr>
+      <w:tr>
+        <w:tc>
+          <w:tcPr>
+            <w:tcW w:w="5000" w:type="pct"/>
+            <w:tcBorders>
+              <w:top w:val="single" w:sz="8" w:space="0" w:color="000000"/>
+              <w:left w:val="nil"/>
+              <w:bottom w:val="nil"/>
+              <w:right w:val="nil"/>
+            </w:tcBorders>
+          </w:tcPr>
+          <w:p>
+            <w:pPr>
+              <w:spacing w:after="0"/>
+              <w:rPr>
+                <w:sz w:val="16"/>
+                <w:szCs w:val="16"/>
+              </w:rPr>
+            </w:pPr>
+          </w:p>
+        </w:tc>
+      </w:tr>
+      <w:tr>
+        <w:tc>
+          <w:tcPr>
+            <w:tcW w:w="5000" w:type="pct"/>
+            <w:tcBorders>
+              <w:top w:val="nil"/>
+              <w:left w:val="nil"/>
+              <w:bottom w:val="single" w:sz="8" w:space="0" w:color="000000"/>
+              <w:right w:val="nil"/>
+            </w:tcBorders>
+            <w:shd w:val="clear" w:color="auto" w:fill="D9D9D9" w:themeFill="background1" w:themeFillShade="D9"/>
+          </w:tcPr>
+          <w:p>
+            <w:pPr>
+              <w:spacing w:after="0"/>
+              <w:rPr>
+                <w:sz w:val="16"/>
+                <w:szCs w:val="16"/>
+              </w:rPr>
+            </w:pPr>
+          </w:p>
+        </w:tc>
+      </w:tr>
+      <w:tr>
+        <w:tc>
+          <w:tcPr>
+            <w:tcW w:w="5000" w:type="pct"/>
+            <w:tcBorders>
+              <w:top w:val="single" w:sz="8" w:space="0" w:color="000000"/>
+              <w:left w:val="nil"/>
+              <w:bottom w:val="nil"/>
+              <w:right w:val="nil"/>
+            </w:tcBorders>
+          </w:tcPr>
+          <w:p>
+            <w:pPr>
+              <w:spacing w:after="0"/>
+              <w:rPr>
+                <w:sz w:val="16"/>
+                <w:szCs w:val="16"/>
+              </w:rPr>
+            </w:pPr>
+          </w:p>
+        </w:tc>
+      </w:tr>
+      <w:tr>
+        <w:tc>
+          <w:tcPr>
+            <w:tcW w:w="5000" w:type="pct"/>
+            <w:tcBorders>
+              <w:top w:val="nil"/>
+              <w:left w:val="nil"/>
+              <w:bottom w:val="single" w:sz="8" w:space="0" w:color="000000"/>
+              <w:right w:val="nil"/>
+            </w:tcBorders>
+            <w:shd w:val="clear" w:color="auto" w:fill="D9D9D9" w:themeFill="background1" w:themeFillShade="D9"/>
+          </w:tcPr>
+          <w:p>
+            <w:pPr>
+              <w:spacing w:after="0"/>
+              <w:rPr>
+                <w:sz w:val="16"/>
+                <w:szCs w:val="16"/>
+              </w:rPr>
+            </w:pPr>
+          </w:p>
+        </w:tc>
+      </w:tr>
+      <w:tr>
+        <w:tc>
+          <w:tcPr>
+            <w:tcW w:w="5000" w:type="pct"/>
+            <w:tcBorders>
+              <w:top w:val="single" w:sz="8" w:space="0" w:color="000000"/>
+              <w:left w:val="nil"/>
+              <w:bottom w:val="nil"/>
+              <w:right w:val="nil"/>
+            </w:tcBorders>
+          </w:tcPr>
+          <w:p>
+            <w:pPr>
+              <w:spacing w:after="0"/>
+              <w:rPr>
+                <w:sz w:val="16"/>
+                <w:szCs w:val="16"/>
+              </w:rPr>
+            </w:pPr>
+          </w:p>
+        </w:tc>
+      </w:tr>
+      <w:tr>
+        <w:tc>
+          <w:tcPr>
+            <w:tcW w:w="5000" w:type="pct"/>
+            <w:tcBorders>
+              <w:top w:val="nil"/>
+              <w:left w:val="nil"/>
+              <w:bottom w:val="single" w:sz="8" w:space="0" w:color="000000"/>
+              <w:right w:val="nil"/>
+            </w:tcBorders>
+            <w:shd w:val="clear" w:color="auto" w:fill="D9D9D9" w:themeFill="background1" w:themeFillShade="D9"/>
+          </w:tcPr>
+          <w:p>
+            <w:pPr>
+              <w:spacing w:after="0"/>
+              <w:rPr>
+                <w:sz w:val="16"/>
+                <w:szCs w:val="16"/>
+              </w:rPr>
+            </w:pPr>
+          </w:p>
+        </w:tc>
+      </w:tr>
+    </w:tbl>
+    <w:p>
+      <w:pPr>
+        <w:spacing w:before="240"/>
+        <w:rPr>
+          <w:b/>
+        </w:rPr>
+      </w:pPr>
+      <w:r>
+        <w:rPr>
+          <w:b/>
+        </w:rPr>
+        <w:t>If you were going to join a “company” next week, where do you think you would fit best / what would you be doing</w:t>
+      </w:r>
+      <w:r>
+        <w:rPr>
+          <w:b/>
+        </w:rPr>
+        <w:t>?</w:t>
+      </w:r>
+    </w:p>
+    <w:tbl>
+      <w:tblPr>
+        <w:tblW w:w="5000" w:type="pct"/>
+        <w:tblBorders>
+          <w:top w:val="single" w:sz="4" w:space="0" w:color="BFBFBF"/>
+          <w:left w:val="single" w:sz="4" w:space="0" w:color="BFBFBF"/>
+          <w:bottom w:val="single" w:sz="4" w:space="0" w:color="BFBFBF"/>
+          <w:right w:val="single" w:sz="4" w:space="0" w:color="BFBFBF"/>
+          <w:insideH w:val="single" w:sz="4" w:space="0" w:color="BFBFBF"/>
+          <w:insideV w:val="single" w:sz="4" w:space="0" w:color="BFBFBF"/>
+        </w:tblBorders>
+        <w:tblLook w:val="04A0" w:firstRow="1" w:lastRow="0" w:firstColumn="1" w:lastColumn="0" w:noHBand="0" w:noVBand="1"/>
+      </w:tblPr>
+      <w:tblGrid>
+        <w:gridCol w:w="10440"/>
+      </w:tblGrid>
+      <w:tr>
+        <w:tc>
+          <w:tcPr>
+            <w:tcW w:w="5000" w:type="pct"/>
+            <w:tcBorders>
+              <w:top w:val="single" w:sz="8" w:space="0" w:color="000000"/>
+              <w:left w:val="nil"/>
+              <w:bottom w:val="nil"/>
+              <w:right w:val="nil"/>
+            </w:tcBorders>
+          </w:tcPr>
+          <w:p>
+            <w:pPr>
+              <w:spacing w:after="0"/>
+              <w:rPr>
+                <w:sz w:val="16"/>
+                <w:szCs w:val="16"/>
+              </w:rPr>
+            </w:pPr>
+          </w:p>
+        </w:tc>
+      </w:tr>
+      <w:tr>
+        <w:tc>
+          <w:tcPr>
+            <w:tcW w:w="5000" w:type="pct"/>
+            <w:tcBorders>
+              <w:top w:val="nil"/>
+              <w:left w:val="nil"/>
+              <w:bottom w:val="single" w:sz="8" w:space="0" w:color="000000"/>
+              <w:right w:val="nil"/>
+            </w:tcBorders>
+            <w:shd w:val="clear" w:color="auto" w:fill="D9D9D9" w:themeFill="background1" w:themeFillShade="D9"/>
+          </w:tcPr>
+          <w:p>
+            <w:pPr>
+              <w:spacing w:after="0"/>
+              <w:rPr>
+                <w:sz w:val="16"/>
+                <w:szCs w:val="16"/>
+              </w:rPr>
+            </w:pPr>
+          </w:p>
+        </w:tc>
+      </w:tr>
+      <w:tr>
+        <w:tc>
+          <w:tcPr>
+            <w:tcW w:w="5000" w:type="pct"/>
+            <w:tcBorders>
+              <w:top w:val="single" w:sz="8" w:space="0" w:color="000000"/>
+              <w:left w:val="nil"/>
+              <w:bottom w:val="nil"/>
+              <w:right w:val="nil"/>
+            </w:tcBorders>
+          </w:tcPr>
+          <w:p>
+            <w:pPr>
+              <w:spacing w:after="0"/>
+              <w:rPr>
+                <w:sz w:val="16"/>
+                <w:szCs w:val="16"/>
+              </w:rPr>
+            </w:pPr>
+          </w:p>
+        </w:tc>
+      </w:tr>
+      <w:tr>
+        <w:tc>
+          <w:tcPr>
+            <w:tcW w:w="5000" w:type="pct"/>
+            <w:tcBorders>
+              <w:top w:val="nil"/>
+              <w:left w:val="nil"/>
+              <w:bottom w:val="single" w:sz="8" w:space="0" w:color="000000"/>
+              <w:right w:val="nil"/>
+            </w:tcBorders>
+            <w:shd w:val="clear" w:color="auto" w:fill="D9D9D9" w:themeFill="background1" w:themeFillShade="D9"/>
+          </w:tcPr>
+          <w:p>
+            <w:pPr>
+              <w:spacing w:after="0"/>
+              <w:rPr>
+                <w:sz w:val="16"/>
+                <w:szCs w:val="16"/>
+              </w:rPr>
+            </w:pPr>
+          </w:p>
+        </w:tc>
+      </w:tr>
+      <w:tr>
+        <w:tc>
+          <w:tcPr>
+            <w:tcW w:w="5000" w:type="pct"/>
+            <w:tcBorders>
+              <w:top w:val="single" w:sz="8" w:space="0" w:color="000000"/>
+              <w:left w:val="nil"/>
+              <w:bottom w:val="nil"/>
+              <w:right w:val="nil"/>
+            </w:tcBorders>
+          </w:tcPr>
+          <w:p>
+            <w:pPr>
+              <w:spacing w:after="0"/>
+              <w:rPr>
+                <w:sz w:val="16"/>
+                <w:szCs w:val="16"/>
+              </w:rPr>
+            </w:pPr>
+          </w:p>
+        </w:tc>
+      </w:tr>
+      <w:tr>
+        <w:tc>
+          <w:tcPr>
+            <w:tcW w:w="5000" w:type="pct"/>
+            <w:tcBorders>
+              <w:top w:val="nil"/>
+              <w:left w:val="nil"/>
+              <w:bottom w:val="single" w:sz="8" w:space="0" w:color="000000"/>
+              <w:right w:val="nil"/>
+            </w:tcBorders>
+            <w:shd w:val="clear" w:color="auto" w:fill="D9D9D9" w:themeFill="background1" w:themeFillShade="D9"/>
+          </w:tcPr>
+          <w:p>
+            <w:pPr>
+              <w:spacing w:after="0"/>
+              <w:rPr>
+                <w:sz w:val="16"/>
+                <w:szCs w:val="16"/>
+              </w:rPr>
+            </w:pPr>
+          </w:p>
+        </w:tc>
+      </w:tr>
+      <w:tr>
+        <w:tc>
+          <w:tcPr>
+            <w:tcW w:w="5000" w:type="pct"/>
+            <w:tcBorders>
+              <w:top w:val="single" w:sz="8" w:space="0" w:color="000000"/>
+              <w:left w:val="nil"/>
+              <w:bottom w:val="nil"/>
+              <w:right w:val="nil"/>
+            </w:tcBorders>
+          </w:tcPr>
+          <w:p>
+            <w:pPr>
+              <w:spacing w:after="0"/>
+              <w:rPr>
+                <w:sz w:val="16"/>
+                <w:szCs w:val="16"/>
+              </w:rPr>
+            </w:pPr>
+          </w:p>
+        </w:tc>
+      </w:tr>
+      <w:tr>
+        <w:tc>
+          <w:tcPr>
+            <w:tcW w:w="5000" w:type="pct"/>
+            <w:tcBorders>
+              <w:top w:val="nil"/>
+              <w:left w:val="nil"/>
+              <w:bottom w:val="single" w:sz="8" w:space="0" w:color="000000"/>
+              <w:right w:val="nil"/>
+            </w:tcBorders>
+            <w:shd w:val="clear" w:color="auto" w:fill="D9D9D9" w:themeFill="background1" w:themeFillShade="D9"/>
+          </w:tcPr>
+          <w:p>
+            <w:pPr>
+              <w:spacing w:after="0"/>
+              <w:rPr>
+                <w:sz w:val="16"/>
+                <w:szCs w:val="16"/>
+              </w:rPr>
+            </w:pPr>
+          </w:p>
+        </w:tc>
+      </w:tr>
+      <w:tr>
+        <w:tc>
+          <w:tcPr>
+            <w:tcW w:w="5000" w:type="pct"/>
+            <w:tcBorders>
+              <w:top w:val="single" w:sz="8" w:space="0" w:color="000000"/>
+              <w:left w:val="nil"/>
+              <w:bottom w:val="nil"/>
+              <w:right w:val="nil"/>
+            </w:tcBorders>
+          </w:tcPr>
+          <w:p>
+            <w:pPr>
+              <w:spacing w:after="0"/>
+              <w:rPr>
+                <w:sz w:val="16"/>
+                <w:szCs w:val="16"/>
+              </w:rPr>
+            </w:pPr>
+          </w:p>
+        </w:tc>
+      </w:tr>
+      <w:tr>
+        <w:tc>
+          <w:tcPr>
+            <w:tcW w:w="5000" w:type="pct"/>
+            <w:tcBorders>
+              <w:top w:val="nil"/>
+              <w:left w:val="nil"/>
+              <w:bottom w:val="single" w:sz="8" w:space="0" w:color="000000"/>
+              <w:right w:val="nil"/>
+            </w:tcBorders>
+            <w:shd w:val="clear" w:color="auto" w:fill="D9D9D9" w:themeFill="background1" w:themeFillShade="D9"/>
+          </w:tcPr>
+          <w:p>
+            <w:pPr>
+              <w:spacing w:after="0"/>
+              <w:rPr>
+                <w:sz w:val="16"/>
+                <w:szCs w:val="16"/>
+              </w:rPr>
+            </w:pPr>
+          </w:p>
+        </w:tc>
+      </w:tr>
+      <w:tr>
+        <w:tc>
+          <w:tcPr>
+            <w:tcW w:w="5000" w:type="pct"/>
+            <w:tcBorders>
+              <w:top w:val="single" w:sz="8" w:space="0" w:color="000000"/>
+              <w:left w:val="nil"/>
+              <w:bottom w:val="nil"/>
+              <w:right w:val="nil"/>
+            </w:tcBorders>
+          </w:tcPr>
+          <w:p>
+            <w:pPr>
+              <w:spacing w:after="0"/>
+              <w:rPr>
+                <w:sz w:val="16"/>
+                <w:szCs w:val="16"/>
+              </w:rPr>
+            </w:pPr>
+          </w:p>
+        </w:tc>
+      </w:tr>
+      <w:tr>
+        <w:tc>
+          <w:tcPr>
+            <w:tcW w:w="5000" w:type="pct"/>
+            <w:tcBorders>
+              <w:top w:val="nil"/>
+              <w:left w:val="nil"/>
+              <w:bottom w:val="single" w:sz="8" w:space="0" w:color="000000"/>
+              <w:right w:val="nil"/>
+            </w:tcBorders>
+            <w:shd w:val="clear" w:color="auto" w:fill="D9D9D9" w:themeFill="background1" w:themeFillShade="D9"/>
+          </w:tcPr>
+          <w:p>
+            <w:pPr>
+              <w:spacing w:after="0"/>
+              <w:rPr>
+                <w:sz w:val="16"/>
+                <w:szCs w:val="16"/>
+              </w:rPr>
+            </w:pPr>
+          </w:p>
+        </w:tc>
+      </w:tr>
+    </w:tbl>
     <w:p>
       <w:pPr>
         <w:rPr>
@@ -6655,6 +7550,8 @@
               </w:rPr>
               <w:t>Time Management</w:t>
             </w:r>
+            <w:bookmarkStart w:id="0" w:name="_GoBack"/>
+            <w:bookmarkEnd w:id="0"/>
           </w:p>
         </w:tc>
         <w:tc>
@@ -10474,9 +11371,12 @@
 </file>
 
 <file path=customXml/item1.xml><?xml version="1.0" encoding="utf-8"?>
-<p:properties xmlns:p="http://schemas.microsoft.com/office/2006/metadata/properties" xmlns:xsi="http://www.w3.org/2001/XMLSchema-instance" xmlns:pc="http://schemas.microsoft.com/office/infopath/2007/PartnerControls">
-  <documentManagement/>
-</p:properties>
+<?mso-contentType ?>
+<FormTemplates xmlns="http://schemas.microsoft.com/sharepoint/v3/contenttype/forms">
+  <Display>DocumentLibraryForm</Display>
+  <Edit>DocumentLibraryForm</Edit>
+  <New>DocumentLibraryForm</New>
+</FormTemplates>
 </file>
 
 <file path=customXml/item2.xml><?xml version="1.0" encoding="utf-8"?>
@@ -10709,12 +11609,9 @@
 </file>
 
 <file path=customXml/item3.xml><?xml version="1.0" encoding="utf-8"?>
-<?mso-contentType ?>
-<FormTemplates xmlns="http://schemas.microsoft.com/sharepoint/v3/contenttype/forms">
-  <Display>DocumentLibraryForm</Display>
-  <Edit>DocumentLibraryForm</Edit>
-  <New>DocumentLibraryForm</New>
-</FormTemplates>
+<p:properties xmlns:p="http://schemas.microsoft.com/office/2006/metadata/properties" xmlns:xsi="http://www.w3.org/2001/XMLSchema-instance" xmlns:pc="http://schemas.microsoft.com/office/infopath/2007/PartnerControls">
+  <documentManagement/>
+</p:properties>
 </file>
 
 <file path=customXml/item4.xml><?xml version="1.0" encoding="utf-8"?>
@@ -10722,10 +11619,9 @@
 </file>
 
 <file path=customXml/itemProps1.xml><?xml version="1.0" encoding="utf-8"?>
-<ds:datastoreItem xmlns:ds="http://schemas.openxmlformats.org/officeDocument/2006/customXml" ds:itemID="{1A5F5AF1-B05B-4704-B970-F66948F444EC}">
+<ds:datastoreItem xmlns:ds="http://schemas.openxmlformats.org/officeDocument/2006/customXml" ds:itemID="{7BFD71E4-33D5-445D-9CFC-21F1C7989C0E}">
   <ds:schemaRefs>
-    <ds:schemaRef ds:uri="http://schemas.microsoft.com/office/2006/metadata/properties"/>
-    <ds:schemaRef ds:uri="http://schemas.microsoft.com/office/infopath/2007/PartnerControls"/>
+    <ds:schemaRef ds:uri="http://schemas.microsoft.com/sharepoint/v3/contenttype/forms"/>
   </ds:schemaRefs>
 </ds:datastoreItem>
 </file>
@@ -10750,15 +11646,16 @@
 </file>
 
 <file path=customXml/itemProps3.xml><?xml version="1.0" encoding="utf-8"?>
-<ds:datastoreItem xmlns:ds="http://schemas.openxmlformats.org/officeDocument/2006/customXml" ds:itemID="{7BFD71E4-33D5-445D-9CFC-21F1C7989C0E}">
+<ds:datastoreItem xmlns:ds="http://schemas.openxmlformats.org/officeDocument/2006/customXml" ds:itemID="{1A5F5AF1-B05B-4704-B970-F66948F444EC}">
   <ds:schemaRefs>
-    <ds:schemaRef ds:uri="http://schemas.microsoft.com/sharepoint/v3/contenttype/forms"/>
+    <ds:schemaRef ds:uri="http://schemas.microsoft.com/office/2006/metadata/properties"/>
+    <ds:schemaRef ds:uri="http://schemas.microsoft.com/office/infopath/2007/PartnerControls"/>
   </ds:schemaRefs>
 </ds:datastoreItem>
 </file>
 
 <file path=customXml/itemProps4.xml><?xml version="1.0" encoding="utf-8"?>
-<ds:datastoreItem xmlns:ds="http://schemas.openxmlformats.org/officeDocument/2006/customXml" ds:itemID="{80826C29-E353-4E32-A9CD-339EB2201D7C}">
+<ds:datastoreItem xmlns:ds="http://schemas.openxmlformats.org/officeDocument/2006/customXml" ds:itemID="{5B8BC7CA-9FFC-47A2-BD23-38436CF06887}">
   <ds:schemaRefs>
     <ds:schemaRef ds:uri="http://schemas.openxmlformats.org/officeDocument/2006/bibliography"/>
   </ds:schemaRefs>
